--- a/doc/Final Dentiste/Lettre_Presentation_DentoPrestige_Final.docx
+++ b/doc/Final Dentiste/Lettre_Presentation_DentoPrestige_Final.docx
@@ -290,7 +290,7 @@
           <w:b w:val="0"/>
           <w:sz w:val="22"/>
         </w:rPr>
-        <w:t>36 modules intégrés couvrent l’intégralité de vos besoins : gestion de dossiers patients intelligente, odontogramme interactif, agenda synchronisé avec rappels automatiques, facturation et recouvrement, portail patient sécurisé, GED avec OCR haute résolution, comptabilité analytique en temps réel.</w:t>
+        <w:t>44+ modules v4.0 couvrent l’intégralité de vos besoins : gestion de dossiers patients intelligente, Holo-Smile Studio AR, Neural Vision Lab, Blockchain Medical Ledger, Messagerie Interne, Concierge Bio-Logistique, GED avec OCR haute résolution, comptabilité analytique en temps réel.</w:t>
       </w:r>
     </w:p>
     <w:p>
